--- a/handout/M01-ecosystem-reference.docx
+++ b/handout/M01-ecosystem-reference.docx
@@ -39,13 +39,8 @@
       <w:pPr>
         <w:pStyle w:val="Heading2"/>
       </w:pPr>
-      <w:proofErr w:type="spellStart"/>
       <w:r>
-        <w:t>Product</w:t>
-      </w:r>
-      <w:proofErr w:type="spellEnd"/>
-      <w:r>
-        <w:t xml:space="preserve"> Landscape</w:t>
+        <w:t>Product Landscape</w:t>
       </w:r>
     </w:p>
     <w:tbl>
@@ -95,7 +90,6 @@
             </w:tcMar>
           </w:tcPr>
           <w:p>
-            <w:proofErr w:type="spellStart"/>
             <w:r>
               <w:rPr>
                 <w:b/>
@@ -106,7 +100,6 @@
               </w:rPr>
               <w:t>Product</w:t>
             </w:r>
-            <w:proofErr w:type="spellEnd"/>
           </w:p>
         </w:tc>
         <w:tc>
@@ -322,23 +315,13 @@
             </w:tcMar>
           </w:tcPr>
           <w:p>
-            <w:proofErr w:type="spellStart"/>
-            <w:r>
-              <w:rPr>
-                <w:color w:val="1E293B"/>
-                <w:sz w:val="18"/>
-                <w:szCs w:val="18"/>
-              </w:rPr>
-              <w:t>macOS</w:t>
-            </w:r>
-            <w:proofErr w:type="spellEnd"/>
-            <w:r>
-              <w:rPr>
-                <w:color w:val="1E293B"/>
-                <w:sz w:val="18"/>
-                <w:szCs w:val="18"/>
-              </w:rPr>
-              <w:t>, Windows</w:t>
+            <w:r>
+              <w:rPr>
+                <w:color w:val="1E293B"/>
+                <w:sz w:val="18"/>
+                <w:szCs w:val="18"/>
+              </w:rPr>
+              <w:t>macOS, Windows</w:t>
             </w:r>
           </w:p>
         </w:tc>
@@ -598,7 +581,6 @@
             </w:tcMar>
           </w:tcPr>
           <w:p>
-            <w:proofErr w:type="spellStart"/>
             <w:r>
               <w:rPr>
                 <w:b/>
@@ -609,7 +591,6 @@
               </w:rPr>
               <w:t>Cowork</w:t>
             </w:r>
-            <w:proofErr w:type="spellEnd"/>
           </w:p>
         </w:tc>
         <w:tc>
@@ -734,43 +715,7 @@
                 <w:sz w:val="18"/>
                 <w:szCs w:val="18"/>
               </w:rPr>
-              <w:t xml:space="preserve">CLI, </w:t>
-            </w:r>
-            <w:proofErr w:type="gramStart"/>
-            <w:r>
-              <w:rPr>
-                <w:color w:val="1E293B"/>
-                <w:sz w:val="18"/>
-                <w:szCs w:val="18"/>
-              </w:rPr>
-              <w:t>VS Code</w:t>
-            </w:r>
-            <w:proofErr w:type="gramEnd"/>
-            <w:r>
-              <w:rPr>
-                <w:color w:val="1E293B"/>
-                <w:sz w:val="18"/>
-                <w:szCs w:val="18"/>
-              </w:rPr>
-              <w:t xml:space="preserve">, </w:t>
-            </w:r>
-            <w:proofErr w:type="spellStart"/>
-            <w:r>
-              <w:rPr>
-                <w:color w:val="1E293B"/>
-                <w:sz w:val="18"/>
-                <w:szCs w:val="18"/>
-              </w:rPr>
-              <w:t>JetBrains</w:t>
-            </w:r>
-            <w:proofErr w:type="spellEnd"/>
-            <w:r>
-              <w:rPr>
-                <w:color w:val="1E293B"/>
-                <w:sz w:val="18"/>
-                <w:szCs w:val="18"/>
-              </w:rPr>
-              <w:t>, Web</w:t>
+              <w:t>CLI, VS Code, Web</w:t>
             </w:r>
           </w:p>
         </w:tc>
@@ -868,25 +813,7 @@
                 <w:sz w:val="18"/>
                 <w:szCs w:val="18"/>
               </w:rPr>
-              <w:t xml:space="preserve">api.anthropic.com, </w:t>
-            </w:r>
-            <w:proofErr w:type="spellStart"/>
-            <w:r>
-              <w:rPr>
-                <w:color w:val="1E293B"/>
-                <w:sz w:val="18"/>
-                <w:szCs w:val="18"/>
-              </w:rPr>
-              <w:t>Bedrock</w:t>
-            </w:r>
-            <w:proofErr w:type="spellEnd"/>
-            <w:r>
-              <w:rPr>
-                <w:color w:val="1E293B"/>
-                <w:sz w:val="18"/>
-                <w:szCs w:val="18"/>
-              </w:rPr>
-              <w:t>, Vertex</w:t>
+              <w:t>api.anthropic.com, Bedrock, Vertex</w:t>
             </w:r>
           </w:p>
         </w:tc>
@@ -930,27 +857,9 @@
         <w:pStyle w:val="Heading2"/>
         <w:spacing w:before="240"/>
       </w:pPr>
-      <w:proofErr w:type="spellStart"/>
       <w:r>
-        <w:t>When</w:t>
+        <w:t>When to Use What</w:t>
       </w:r>
-      <w:proofErr w:type="spellEnd"/>
-      <w:r>
-        <w:t xml:space="preserve"> </w:t>
-      </w:r>
-      <w:proofErr w:type="spellStart"/>
-      <w:r>
-        <w:t>to</w:t>
-      </w:r>
-      <w:proofErr w:type="spellEnd"/>
-      <w:r>
-        <w:t xml:space="preserve"> Use </w:t>
-      </w:r>
-      <w:proofErr w:type="spellStart"/>
-      <w:r>
-        <w:t>What</w:t>
-      </w:r>
-      <w:proofErr w:type="spellEnd"/>
     </w:p>
     <w:tbl>
       <w:tblPr>
@@ -1071,54 +980,8 @@
                 <w:sz w:val="18"/>
                 <w:szCs w:val="18"/>
               </w:rPr>
-              <w:t xml:space="preserve">Quick </w:t>
-            </w:r>
-            <w:proofErr w:type="spellStart"/>
-            <w:r>
-              <w:rPr>
-                <w:color w:val="1E293B"/>
-                <w:sz w:val="18"/>
-                <w:szCs w:val="18"/>
-              </w:rPr>
-              <w:t>question</w:t>
-            </w:r>
-            <w:proofErr w:type="spellEnd"/>
-            <w:r>
-              <w:rPr>
-                <w:color w:val="1E293B"/>
-                <w:sz w:val="18"/>
-                <w:szCs w:val="18"/>
-              </w:rPr>
-              <w:t xml:space="preserve">, </w:t>
-            </w:r>
-            <w:proofErr w:type="spellStart"/>
-            <w:r>
-              <w:rPr>
-                <w:color w:val="1E293B"/>
-                <w:sz w:val="18"/>
-                <w:szCs w:val="18"/>
-              </w:rPr>
-              <w:t>research</w:t>
-            </w:r>
-            <w:proofErr w:type="spellEnd"/>
-            <w:r>
-              <w:rPr>
-                <w:color w:val="1E293B"/>
-                <w:sz w:val="18"/>
-                <w:szCs w:val="18"/>
-              </w:rPr>
-              <w:t xml:space="preserve">, </w:t>
-            </w:r>
-            <w:proofErr w:type="spellStart"/>
-            <w:r>
-              <w:rPr>
-                <w:color w:val="1E293B"/>
-                <w:sz w:val="18"/>
-                <w:szCs w:val="18"/>
-              </w:rPr>
-              <w:t>writing</w:t>
-            </w:r>
-            <w:proofErr w:type="spellEnd"/>
+              <w:t>Quick question, research, writing</w:t>
+            </w:r>
           </w:p>
         </w:tc>
         <w:tc>
@@ -1318,52 +1181,14 @@
             </w:tcMar>
           </w:tcPr>
           <w:p>
-            <w:proofErr w:type="spellStart"/>
-            <w:r>
-              <w:rPr>
-                <w:color w:val="1E293B"/>
-                <w:sz w:val="18"/>
-                <w:szCs w:val="18"/>
-              </w:rPr>
-              <w:t>Explore</w:t>
-            </w:r>
-            <w:proofErr w:type="spellEnd"/>
-            <w:r>
-              <w:rPr>
-                <w:color w:val="1E293B"/>
-                <w:sz w:val="18"/>
-                <w:szCs w:val="18"/>
-              </w:rPr>
-              <w:t xml:space="preserve"> an </w:t>
-            </w:r>
-            <w:proofErr w:type="spellStart"/>
-            <w:r>
-              <w:rPr>
-                <w:color w:val="1E293B"/>
-                <w:sz w:val="18"/>
-                <w:szCs w:val="18"/>
-              </w:rPr>
-              <w:t>unfamiliar</w:t>
-            </w:r>
-            <w:proofErr w:type="spellEnd"/>
-            <w:r>
-              <w:rPr>
-                <w:color w:val="1E293B"/>
-                <w:sz w:val="18"/>
-                <w:szCs w:val="18"/>
-              </w:rPr>
-              <w:t xml:space="preserve"> </w:t>
-            </w:r>
-            <w:proofErr w:type="spellStart"/>
-            <w:r>
-              <w:rPr>
-                <w:color w:val="1E293B"/>
-                <w:sz w:val="18"/>
-                <w:szCs w:val="18"/>
-              </w:rPr>
-              <w:t>codebase</w:t>
-            </w:r>
-            <w:proofErr w:type="spellEnd"/>
+            <w:r>
+              <w:rPr>
+                <w:color w:val="1E293B"/>
+                <w:sz w:val="18"/>
+                <w:szCs w:val="18"/>
+              </w:rPr>
+              <w:t>Explore an unfamiliar codebase</w:t>
+            </w:r>
           </w:p>
         </w:tc>
         <w:tc>
@@ -1462,29 +1287,7 @@
                 <w:sz w:val="18"/>
                 <w:szCs w:val="18"/>
               </w:rPr>
-              <w:t>Claude Code (</w:t>
-            </w:r>
-            <w:proofErr w:type="spellStart"/>
-            <w:r>
-              <w:rPr>
-                <w:b/>
-                <w:bCs/>
-                <w:color w:val="1E293B"/>
-                <w:sz w:val="18"/>
-                <w:szCs w:val="18"/>
-              </w:rPr>
-              <w:t>Headless</w:t>
-            </w:r>
-            <w:proofErr w:type="spellEnd"/>
-            <w:r>
-              <w:rPr>
-                <w:b/>
-                <w:bCs/>
-                <w:color w:val="1E293B"/>
-                <w:sz w:val="18"/>
-                <w:szCs w:val="18"/>
-              </w:rPr>
-              <w:t>)</w:t>
+              <w:t>Claude Code (Headless)</w:t>
             </w:r>
           </w:p>
         </w:tc>
@@ -1585,52 +1388,14 @@
             </w:tcMar>
           </w:tcPr>
           <w:p>
-            <w:proofErr w:type="spellStart"/>
-            <w:r>
-              <w:rPr>
-                <w:color w:val="1E293B"/>
-                <w:sz w:val="18"/>
-                <w:szCs w:val="18"/>
-              </w:rPr>
-              <w:t>Automate</w:t>
-            </w:r>
-            <w:proofErr w:type="spellEnd"/>
-            <w:r>
-              <w:rPr>
-                <w:color w:val="1E293B"/>
-                <w:sz w:val="18"/>
-                <w:szCs w:val="18"/>
-              </w:rPr>
-              <w:t xml:space="preserve"> </w:t>
-            </w:r>
-            <w:proofErr w:type="spellStart"/>
-            <w:r>
-              <w:rPr>
-                <w:color w:val="1E293B"/>
-                <w:sz w:val="18"/>
-                <w:szCs w:val="18"/>
-              </w:rPr>
-              <w:t>browser</w:t>
-            </w:r>
-            <w:proofErr w:type="spellEnd"/>
-            <w:r>
-              <w:rPr>
-                <w:color w:val="1E293B"/>
-                <w:sz w:val="18"/>
-                <w:szCs w:val="18"/>
-              </w:rPr>
-              <w:t xml:space="preserve"> </w:t>
-            </w:r>
-            <w:proofErr w:type="spellStart"/>
-            <w:r>
-              <w:rPr>
-                <w:color w:val="1E293B"/>
-                <w:sz w:val="18"/>
-                <w:szCs w:val="18"/>
-              </w:rPr>
-              <w:t>tasks</w:t>
-            </w:r>
-            <w:proofErr w:type="spellEnd"/>
+            <w:r>
+              <w:rPr>
+                <w:color w:val="1E293B"/>
+                <w:sz w:val="18"/>
+                <w:szCs w:val="18"/>
+              </w:rPr>
+              <w:t>Automate browser tasks</w:t>
+            </w:r>
           </w:p>
         </w:tc>
         <w:tc>
@@ -1722,7 +1487,6 @@
             </w:tcMar>
           </w:tcPr>
           <w:p>
-            <w:proofErr w:type="spellStart"/>
             <w:r>
               <w:rPr>
                 <w:b/>
@@ -1733,7 +1497,6 @@
               </w:rPr>
               <w:t>Cowork</w:t>
             </w:r>
-            <w:proofErr w:type="spellEnd"/>
           </w:p>
         </w:tc>
       </w:tr>
@@ -1743,13 +1506,8 @@
         <w:pStyle w:val="Heading2"/>
         <w:spacing w:before="240"/>
       </w:pPr>
-      <w:proofErr w:type="spellStart"/>
       <w:r>
-        <w:t>Subscription</w:t>
-      </w:r>
-      <w:proofErr w:type="spellEnd"/>
-      <w:r>
-        <w:t xml:space="preserve"> Tiers</w:t>
+        <w:t>Subscription Tiers</w:t>
       </w:r>
     </w:p>
     <w:tbl>
@@ -2016,54 +1774,8 @@
                 <w:sz w:val="18"/>
                 <w:szCs w:val="18"/>
               </w:rPr>
-              <w:t xml:space="preserve">Sonnet </w:t>
-            </w:r>
-            <w:proofErr w:type="spellStart"/>
-            <w:r>
-              <w:rPr>
-                <w:color w:val="1E293B"/>
-                <w:sz w:val="18"/>
-                <w:szCs w:val="18"/>
-              </w:rPr>
-              <w:t>only</w:t>
-            </w:r>
-            <w:proofErr w:type="spellEnd"/>
-            <w:r>
-              <w:rPr>
-                <w:color w:val="1E293B"/>
-                <w:sz w:val="18"/>
-                <w:szCs w:val="18"/>
-              </w:rPr>
-              <w:t xml:space="preserve">, ~30-100 </w:t>
-            </w:r>
-            <w:proofErr w:type="spellStart"/>
-            <w:r>
-              <w:rPr>
-                <w:color w:val="1E293B"/>
-                <w:sz w:val="18"/>
-                <w:szCs w:val="18"/>
-              </w:rPr>
-              <w:t>msgs</w:t>
-            </w:r>
-            <w:proofErr w:type="spellEnd"/>
-            <w:r>
-              <w:rPr>
-                <w:color w:val="1E293B"/>
-                <w:sz w:val="18"/>
-                <w:szCs w:val="18"/>
-              </w:rPr>
-              <w:t>/</w:t>
-            </w:r>
-            <w:proofErr w:type="spellStart"/>
-            <w:r>
-              <w:rPr>
-                <w:color w:val="1E293B"/>
-                <w:sz w:val="18"/>
-                <w:szCs w:val="18"/>
-              </w:rPr>
-              <w:t>day</w:t>
-            </w:r>
-            <w:proofErr w:type="spellEnd"/>
+              <w:t>Sonnet only, ~30-100 msgs/day</w:t>
+            </w:r>
           </w:p>
         </w:tc>
       </w:tr>
@@ -2128,18 +1840,8 @@
                 <w:sz w:val="18"/>
                 <w:szCs w:val="18"/>
               </w:rPr>
-              <w:t>$20/</w:t>
-            </w:r>
-            <w:proofErr w:type="spellStart"/>
-            <w:r>
-              <w:rPr>
-                <w:color w:val="1E293B"/>
-                <w:sz w:val="18"/>
-                <w:szCs w:val="18"/>
-              </w:rPr>
-              <w:t>mo</w:t>
-            </w:r>
-            <w:proofErr w:type="spellEnd"/>
+              <w:t>$20/mo</w:t>
+            </w:r>
           </w:p>
         </w:tc>
         <w:tc>
@@ -2196,54 +1898,8 @@
                 <w:sz w:val="18"/>
                 <w:szCs w:val="18"/>
               </w:rPr>
-              <w:t xml:space="preserve">All </w:t>
-            </w:r>
-            <w:proofErr w:type="spellStart"/>
-            <w:r>
-              <w:rPr>
-                <w:color w:val="1E293B"/>
-                <w:sz w:val="18"/>
-                <w:szCs w:val="18"/>
-              </w:rPr>
-              <w:t>models</w:t>
-            </w:r>
-            <w:proofErr w:type="spellEnd"/>
-            <w:r>
-              <w:rPr>
-                <w:color w:val="1E293B"/>
-                <w:sz w:val="18"/>
-                <w:szCs w:val="18"/>
-              </w:rPr>
-              <w:t xml:space="preserve">, </w:t>
-            </w:r>
-            <w:proofErr w:type="spellStart"/>
-            <w:r>
-              <w:rPr>
-                <w:color w:val="1E293B"/>
-                <w:sz w:val="18"/>
-                <w:szCs w:val="18"/>
-              </w:rPr>
-              <w:t>standard</w:t>
-            </w:r>
-            <w:proofErr w:type="spellEnd"/>
-            <w:r>
-              <w:rPr>
-                <w:color w:val="1E293B"/>
-                <w:sz w:val="18"/>
-                <w:szCs w:val="18"/>
-              </w:rPr>
-              <w:t xml:space="preserve"> </w:t>
-            </w:r>
-            <w:proofErr w:type="spellStart"/>
-            <w:r>
-              <w:rPr>
-                <w:color w:val="1E293B"/>
-                <w:sz w:val="18"/>
-                <w:szCs w:val="18"/>
-              </w:rPr>
-              <w:t>usage</w:t>
-            </w:r>
-            <w:proofErr w:type="spellEnd"/>
+              <w:t>All models, standard usage</w:t>
+            </w:r>
           </w:p>
         </w:tc>
       </w:tr>
@@ -2306,18 +1962,8 @@
                 <w:sz w:val="18"/>
                 <w:szCs w:val="18"/>
               </w:rPr>
-              <w:t>$100/</w:t>
-            </w:r>
-            <w:proofErr w:type="spellStart"/>
-            <w:r>
-              <w:rPr>
-                <w:color w:val="1E293B"/>
-                <w:sz w:val="18"/>
-                <w:szCs w:val="18"/>
-              </w:rPr>
-              <w:t>mo</w:t>
-            </w:r>
-            <w:proofErr w:type="spellEnd"/>
+              <w:t>$100/mo</w:t>
+            </w:r>
           </w:p>
         </w:tc>
         <w:tc>
@@ -2372,54 +2018,8 @@
                 <w:sz w:val="18"/>
                 <w:szCs w:val="18"/>
               </w:rPr>
-              <w:t xml:space="preserve">5× Pro </w:t>
-            </w:r>
-            <w:proofErr w:type="spellStart"/>
-            <w:r>
-              <w:rPr>
-                <w:color w:val="1E293B"/>
-                <w:sz w:val="18"/>
-                <w:szCs w:val="18"/>
-              </w:rPr>
-              <w:t>usage</w:t>
-            </w:r>
-            <w:proofErr w:type="spellEnd"/>
-            <w:r>
-              <w:rPr>
-                <w:color w:val="1E293B"/>
-                <w:sz w:val="18"/>
-                <w:szCs w:val="18"/>
-              </w:rPr>
-              <w:t xml:space="preserve">, </w:t>
-            </w:r>
-            <w:proofErr w:type="spellStart"/>
-            <w:r>
-              <w:rPr>
-                <w:color w:val="1E293B"/>
-                <w:sz w:val="18"/>
-                <w:szCs w:val="18"/>
-              </w:rPr>
-              <w:t>priority</w:t>
-            </w:r>
-            <w:proofErr w:type="spellEnd"/>
-            <w:r>
-              <w:rPr>
-                <w:color w:val="1E293B"/>
-                <w:sz w:val="18"/>
-                <w:szCs w:val="18"/>
-              </w:rPr>
-              <w:t xml:space="preserve"> </w:t>
-            </w:r>
-            <w:proofErr w:type="spellStart"/>
-            <w:r>
-              <w:rPr>
-                <w:color w:val="1E293B"/>
-                <w:sz w:val="18"/>
-                <w:szCs w:val="18"/>
-              </w:rPr>
-              <w:t>access</w:t>
-            </w:r>
-            <w:proofErr w:type="spellEnd"/>
+              <w:t>5× Pro usage, priority access</w:t>
+            </w:r>
           </w:p>
         </w:tc>
       </w:tr>
@@ -2484,18 +2084,8 @@
                 <w:sz w:val="18"/>
                 <w:szCs w:val="18"/>
               </w:rPr>
-              <w:t>$200/</w:t>
-            </w:r>
-            <w:proofErr w:type="spellStart"/>
-            <w:r>
-              <w:rPr>
-                <w:color w:val="1E293B"/>
-                <w:sz w:val="18"/>
-                <w:szCs w:val="18"/>
-              </w:rPr>
-              <w:t>mo</w:t>
-            </w:r>
-            <w:proofErr w:type="spellEnd"/>
+              <w:t>$200/mo</w:t>
+            </w:r>
           </w:p>
         </w:tc>
         <w:tc>
@@ -2552,54 +2142,8 @@
                 <w:sz w:val="18"/>
                 <w:szCs w:val="18"/>
               </w:rPr>
-              <w:t xml:space="preserve">20× Pro </w:t>
-            </w:r>
-            <w:proofErr w:type="spellStart"/>
-            <w:r>
-              <w:rPr>
-                <w:color w:val="1E293B"/>
-                <w:sz w:val="18"/>
-                <w:szCs w:val="18"/>
-              </w:rPr>
-              <w:t>usage</w:t>
-            </w:r>
-            <w:proofErr w:type="spellEnd"/>
-            <w:r>
-              <w:rPr>
-                <w:color w:val="1E293B"/>
-                <w:sz w:val="18"/>
-                <w:szCs w:val="18"/>
-              </w:rPr>
-              <w:t xml:space="preserve">, </w:t>
-            </w:r>
-            <w:proofErr w:type="spellStart"/>
-            <w:r>
-              <w:rPr>
-                <w:color w:val="1E293B"/>
-                <w:sz w:val="18"/>
-                <w:szCs w:val="18"/>
-              </w:rPr>
-              <w:t>priority</w:t>
-            </w:r>
-            <w:proofErr w:type="spellEnd"/>
-            <w:r>
-              <w:rPr>
-                <w:color w:val="1E293B"/>
-                <w:sz w:val="18"/>
-                <w:szCs w:val="18"/>
-              </w:rPr>
-              <w:t xml:space="preserve"> </w:t>
-            </w:r>
-            <w:proofErr w:type="spellStart"/>
-            <w:r>
-              <w:rPr>
-                <w:color w:val="1E293B"/>
-                <w:sz w:val="18"/>
-                <w:szCs w:val="18"/>
-              </w:rPr>
-              <w:t>access</w:t>
-            </w:r>
-            <w:proofErr w:type="spellEnd"/>
+              <w:t>20× Pro usage, priority access</w:t>
+            </w:r>
           </w:p>
         </w:tc>
       </w:tr>
@@ -2662,36 +2206,8 @@
                 <w:sz w:val="18"/>
                 <w:szCs w:val="18"/>
               </w:rPr>
-              <w:t>$25/</w:t>
-            </w:r>
-            <w:proofErr w:type="spellStart"/>
-            <w:r>
-              <w:rPr>
-                <w:color w:val="1E293B"/>
-                <w:sz w:val="18"/>
-                <w:szCs w:val="18"/>
-              </w:rPr>
-              <w:t>seat</w:t>
-            </w:r>
-            <w:proofErr w:type="spellEnd"/>
-            <w:r>
-              <w:rPr>
-                <w:color w:val="1E293B"/>
-                <w:sz w:val="18"/>
-                <w:szCs w:val="18"/>
-              </w:rPr>
-              <w:t>/</w:t>
-            </w:r>
-            <w:proofErr w:type="spellStart"/>
-            <w:r>
-              <w:rPr>
-                <w:color w:val="1E293B"/>
-                <w:sz w:val="18"/>
-                <w:szCs w:val="18"/>
-              </w:rPr>
-              <w:t>mo</w:t>
-            </w:r>
-            <w:proofErr w:type="spellEnd"/>
+              <w:t>$25/seat/mo</w:t>
+            </w:r>
           </w:p>
         </w:tc>
         <w:tc>
@@ -2816,36 +2332,8 @@
                 <w:sz w:val="18"/>
                 <w:szCs w:val="18"/>
               </w:rPr>
-              <w:t>$125/</w:t>
-            </w:r>
-            <w:proofErr w:type="spellStart"/>
-            <w:r>
-              <w:rPr>
-                <w:color w:val="1E293B"/>
-                <w:sz w:val="18"/>
-                <w:szCs w:val="18"/>
-              </w:rPr>
-              <w:t>seat</w:t>
-            </w:r>
-            <w:proofErr w:type="spellEnd"/>
-            <w:r>
-              <w:rPr>
-                <w:color w:val="1E293B"/>
-                <w:sz w:val="18"/>
-                <w:szCs w:val="18"/>
-              </w:rPr>
-              <w:t>/</w:t>
-            </w:r>
-            <w:proofErr w:type="spellStart"/>
-            <w:r>
-              <w:rPr>
-                <w:color w:val="1E293B"/>
-                <w:sz w:val="18"/>
-                <w:szCs w:val="18"/>
-              </w:rPr>
-              <w:t>mo</w:t>
-            </w:r>
-            <w:proofErr w:type="spellEnd"/>
+              <w:t>$125/seat/mo</w:t>
+            </w:r>
           </w:p>
         </w:tc>
         <w:tc>
@@ -2902,36 +2390,8 @@
                 <w:sz w:val="18"/>
                 <w:szCs w:val="18"/>
               </w:rPr>
-              <w:t xml:space="preserve">6.25× Pro, </w:t>
-            </w:r>
-            <w:proofErr w:type="spellStart"/>
-            <w:r>
-              <w:rPr>
-                <w:color w:val="1E293B"/>
-                <w:sz w:val="18"/>
-                <w:szCs w:val="18"/>
-              </w:rPr>
-              <w:t>admin</w:t>
-            </w:r>
-            <w:proofErr w:type="spellEnd"/>
-            <w:r>
-              <w:rPr>
-                <w:color w:val="1E293B"/>
-                <w:sz w:val="18"/>
-                <w:szCs w:val="18"/>
-              </w:rPr>
-              <w:t xml:space="preserve"> </w:t>
-            </w:r>
-            <w:proofErr w:type="spellStart"/>
-            <w:r>
-              <w:rPr>
-                <w:color w:val="1E293B"/>
-                <w:sz w:val="18"/>
-                <w:szCs w:val="18"/>
-              </w:rPr>
-              <w:t>tools</w:t>
-            </w:r>
-            <w:proofErr w:type="spellEnd"/>
+              <w:t>6.25× Pro, admin tools</w:t>
+            </w:r>
           </w:p>
         </w:tc>
       </w:tr>
@@ -3204,7 +2664,6 @@
             </w:tcMar>
           </w:tcPr>
           <w:p>
-            <w:proofErr w:type="spellStart"/>
             <w:r>
               <w:rPr>
                 <w:b/>
@@ -3215,7 +2674,6 @@
               </w:rPr>
               <w:t>Context</w:t>
             </w:r>
-            <w:proofErr w:type="spellEnd"/>
           </w:p>
         </w:tc>
         <w:tc>
@@ -3244,20 +2702,8 @@
                 <w:sz w:val="18"/>
                 <w:szCs w:val="18"/>
               </w:rPr>
-              <w:t xml:space="preserve">Best </w:t>
-            </w:r>
-            <w:proofErr w:type="spellStart"/>
-            <w:r>
-              <w:rPr>
-                <w:b/>
-                <w:bCs/>
-                <w:color w:val="FFFFFF"/>
-                <w:sz w:val="18"/>
-                <w:szCs w:val="18"/>
-              </w:rPr>
-              <w:t>For</w:t>
-            </w:r>
-            <w:proofErr w:type="spellEnd"/>
+              <w:t>Best For</w:t>
+            </w:r>
           </w:p>
         </w:tc>
       </w:tr>
@@ -3320,18 +2766,8 @@
                 <w:sz w:val="18"/>
                 <w:szCs w:val="18"/>
               </w:rPr>
-              <w:t xml:space="preserve">Most </w:t>
-            </w:r>
-            <w:proofErr w:type="spellStart"/>
-            <w:r>
-              <w:rPr>
-                <w:color w:val="1E293B"/>
-                <w:sz w:val="18"/>
-                <w:szCs w:val="18"/>
-              </w:rPr>
-              <w:t>capable</w:t>
-            </w:r>
-            <w:proofErr w:type="spellEnd"/>
+              <w:t>Most capable</w:t>
+            </w:r>
           </w:p>
         </w:tc>
         <w:tc>
@@ -3357,18 +2793,8 @@
                 <w:sz w:val="18"/>
                 <w:szCs w:val="18"/>
               </w:rPr>
-              <w:t xml:space="preserve">1M </w:t>
-            </w:r>
-            <w:proofErr w:type="spellStart"/>
-            <w:r>
-              <w:rPr>
-                <w:color w:val="1E293B"/>
-                <w:sz w:val="18"/>
-                <w:szCs w:val="18"/>
-              </w:rPr>
-              <w:t>tokens</w:t>
-            </w:r>
-            <w:proofErr w:type="spellEnd"/>
+              <w:t>1M tokens</w:t>
+            </w:r>
           </w:p>
         </w:tc>
         <w:tc>
@@ -3388,52 +2814,14 @@
             </w:tcMar>
           </w:tcPr>
           <w:p>
-            <w:proofErr w:type="spellStart"/>
-            <w:r>
-              <w:rPr>
-                <w:color w:val="1E293B"/>
-                <w:sz w:val="18"/>
-                <w:szCs w:val="18"/>
-              </w:rPr>
-              <w:t>Complex</w:t>
-            </w:r>
-            <w:proofErr w:type="spellEnd"/>
-            <w:r>
-              <w:rPr>
-                <w:color w:val="1E293B"/>
-                <w:sz w:val="18"/>
-                <w:szCs w:val="18"/>
-              </w:rPr>
-              <w:t xml:space="preserve"> </w:t>
-            </w:r>
-            <w:proofErr w:type="spellStart"/>
-            <w:r>
-              <w:rPr>
-                <w:color w:val="1E293B"/>
-                <w:sz w:val="18"/>
-                <w:szCs w:val="18"/>
-              </w:rPr>
-              <w:t>reasoning</w:t>
-            </w:r>
-            <w:proofErr w:type="spellEnd"/>
-            <w:r>
-              <w:rPr>
-                <w:color w:val="1E293B"/>
-                <w:sz w:val="18"/>
-                <w:szCs w:val="18"/>
-              </w:rPr>
-              <w:t xml:space="preserve">, </w:t>
-            </w:r>
-            <w:proofErr w:type="spellStart"/>
-            <w:r>
-              <w:rPr>
-                <w:color w:val="1E293B"/>
-                <w:sz w:val="18"/>
-                <w:szCs w:val="18"/>
-              </w:rPr>
-              <w:t>architecture</w:t>
-            </w:r>
-            <w:proofErr w:type="spellEnd"/>
+            <w:r>
+              <w:rPr>
+                <w:color w:val="1E293B"/>
+                <w:sz w:val="18"/>
+                <w:szCs w:val="18"/>
+              </w:rPr>
+              <w:t>Complex reasoning, architecture</w:t>
+            </w:r>
           </w:p>
         </w:tc>
       </w:tr>
@@ -3492,7 +2880,6 @@
             </w:tcMar>
           </w:tcPr>
           <w:p>
-            <w:proofErr w:type="spellStart"/>
             <w:r>
               <w:rPr>
                 <w:color w:val="1E293B"/>
@@ -3501,7 +2888,6 @@
               </w:rPr>
               <w:t>Balanced</w:t>
             </w:r>
-            <w:proofErr w:type="spellEnd"/>
           </w:p>
         </w:tc>
         <w:tc>
@@ -3528,18 +2914,8 @@
                 <w:sz w:val="18"/>
                 <w:szCs w:val="18"/>
               </w:rPr>
-              <w:t xml:space="preserve">1M </w:t>
-            </w:r>
-            <w:proofErr w:type="spellStart"/>
-            <w:r>
-              <w:rPr>
-                <w:color w:val="1E293B"/>
-                <w:sz w:val="18"/>
-                <w:szCs w:val="18"/>
-              </w:rPr>
-              <w:t>tokens</w:t>
-            </w:r>
-            <w:proofErr w:type="spellEnd"/>
+              <w:t>1M tokens</w:t>
+            </w:r>
           </w:p>
         </w:tc>
         <w:tc>
@@ -3566,54 +2942,8 @@
                 <w:sz w:val="18"/>
                 <w:szCs w:val="18"/>
               </w:rPr>
-              <w:t xml:space="preserve">Daily </w:t>
-            </w:r>
-            <w:proofErr w:type="spellStart"/>
-            <w:r>
-              <w:rPr>
-                <w:color w:val="1E293B"/>
-                <w:sz w:val="18"/>
-                <w:szCs w:val="18"/>
-              </w:rPr>
-              <w:t>coding</w:t>
-            </w:r>
-            <w:proofErr w:type="spellEnd"/>
-            <w:r>
-              <w:rPr>
-                <w:color w:val="1E293B"/>
-                <w:sz w:val="18"/>
-                <w:szCs w:val="18"/>
-              </w:rPr>
-              <w:t xml:space="preserve">, </w:t>
-            </w:r>
-            <w:proofErr w:type="spellStart"/>
-            <w:r>
-              <w:rPr>
-                <w:color w:val="1E293B"/>
-                <w:sz w:val="18"/>
-                <w:szCs w:val="18"/>
-              </w:rPr>
-              <w:t>most</w:t>
-            </w:r>
-            <w:proofErr w:type="spellEnd"/>
-            <w:r>
-              <w:rPr>
-                <w:color w:val="1E293B"/>
-                <w:sz w:val="18"/>
-                <w:szCs w:val="18"/>
-              </w:rPr>
-              <w:t xml:space="preserve"> </w:t>
-            </w:r>
-            <w:proofErr w:type="spellStart"/>
-            <w:r>
-              <w:rPr>
-                <w:color w:val="1E293B"/>
-                <w:sz w:val="18"/>
-                <w:szCs w:val="18"/>
-              </w:rPr>
-              <w:t>tasks</w:t>
-            </w:r>
-            <w:proofErr w:type="spellEnd"/>
+              <w:t>Daily coding, most tasks</w:t>
+            </w:r>
           </w:p>
         </w:tc>
       </w:tr>
@@ -3670,7 +3000,6 @@
             </w:tcMar>
           </w:tcPr>
           <w:p>
-            <w:proofErr w:type="gramStart"/>
             <w:r>
               <w:rPr>
                 <w:color w:val="1E293B"/>
@@ -3679,7 +3008,6 @@
               </w:rPr>
               <w:t>Fastest</w:t>
             </w:r>
-            <w:proofErr w:type="gramEnd"/>
           </w:p>
         </w:tc>
         <w:tc>
@@ -3705,18 +3033,8 @@
                 <w:sz w:val="18"/>
                 <w:szCs w:val="18"/>
               </w:rPr>
-              <w:t xml:space="preserve">200K </w:t>
-            </w:r>
-            <w:proofErr w:type="spellStart"/>
-            <w:r>
-              <w:rPr>
-                <w:color w:val="1E293B"/>
-                <w:sz w:val="18"/>
-                <w:szCs w:val="18"/>
-              </w:rPr>
-              <w:t>tokens</w:t>
-            </w:r>
-            <w:proofErr w:type="spellEnd"/>
+              <w:t>200K tokens</w:t>
+            </w:r>
           </w:p>
         </w:tc>
         <w:tc>
@@ -3742,36 +3060,8 @@
                 <w:sz w:val="18"/>
                 <w:szCs w:val="18"/>
               </w:rPr>
-              <w:t xml:space="preserve">Quick </w:t>
-            </w:r>
-            <w:proofErr w:type="spellStart"/>
-            <w:r>
-              <w:rPr>
-                <w:color w:val="1E293B"/>
-                <w:sz w:val="18"/>
-                <w:szCs w:val="18"/>
-              </w:rPr>
-              <w:t>tasks</w:t>
-            </w:r>
-            <w:proofErr w:type="spellEnd"/>
-            <w:r>
-              <w:rPr>
-                <w:color w:val="1E293B"/>
-                <w:sz w:val="18"/>
-                <w:szCs w:val="18"/>
-              </w:rPr>
-              <w:t xml:space="preserve">, high </w:t>
-            </w:r>
-            <w:proofErr w:type="spellStart"/>
-            <w:r>
-              <w:rPr>
-                <w:color w:val="1E293B"/>
-                <w:sz w:val="18"/>
-                <w:szCs w:val="18"/>
-              </w:rPr>
-              <w:t>volume</w:t>
-            </w:r>
-            <w:proofErr w:type="spellEnd"/>
+              <w:t>Quick tasks, high volume</w:t>
+            </w:r>
           </w:p>
         </w:tc>
       </w:tr>
@@ -3831,7 +3121,6 @@
             </w:tcMar>
           </w:tcPr>
           <w:p>
-            <w:proofErr w:type="spellStart"/>
             <w:r>
               <w:rPr>
                 <w:b/>
@@ -3843,7 +3132,6 @@
               <w:lastRenderedPageBreak/>
               <w:t>Resource</w:t>
             </w:r>
-            <w:proofErr w:type="spellEnd"/>
           </w:p>
         </w:tc>
         <w:tc>
@@ -4039,20 +3327,8 @@
                 <w:sz w:val="18"/>
                 <w:szCs w:val="18"/>
               </w:rPr>
-              <w:t xml:space="preserve">API </w:t>
-            </w:r>
-            <w:proofErr w:type="spellStart"/>
-            <w:r>
-              <w:rPr>
-                <w:b/>
-                <w:bCs/>
-                <w:color w:val="1E293B"/>
-                <w:sz w:val="18"/>
-                <w:szCs w:val="18"/>
-              </w:rPr>
-              <w:t>Documentation</w:t>
-            </w:r>
-            <w:proofErr w:type="spellEnd"/>
+              <w:t>API Documentation</w:t>
+            </w:r>
           </w:p>
         </w:tc>
         <w:tc>
@@ -4219,13 +3495,8 @@
       <w:pPr>
         <w:pStyle w:val="Heading2"/>
       </w:pPr>
-      <w:proofErr w:type="spellStart"/>
       <w:r>
-        <w:t>Advanced</w:t>
-      </w:r>
-      <w:proofErr w:type="spellEnd"/>
-      <w:r>
-        <w:t xml:space="preserve"> Model Features</w:t>
+        <w:t>Advanced Model Features</w:t>
       </w:r>
     </w:p>
     <w:tbl>
@@ -4390,20 +3661,8 @@
                 <w:sz w:val="18"/>
                 <w:szCs w:val="18"/>
               </w:rPr>
-              <w:t xml:space="preserve">Extended </w:t>
-            </w:r>
-            <w:proofErr w:type="spellStart"/>
-            <w:r>
-              <w:rPr>
-                <w:b/>
-                <w:bCs/>
-                <w:color w:val="1E293B"/>
-                <w:sz w:val="18"/>
-                <w:szCs w:val="18"/>
-              </w:rPr>
-              <w:t>Thinking</w:t>
-            </w:r>
-            <w:proofErr w:type="spellEnd"/>
+              <w:t>Extended Thinking</w:t>
+            </w:r>
           </w:p>
         </w:tc>
         <w:tc>
@@ -4437,108 +3696,8 @@
                 <w:sz w:val="18"/>
                 <w:szCs w:val="18"/>
               </w:rPr>
-              <w:t>Chain-</w:t>
-            </w:r>
-            <w:proofErr w:type="spellStart"/>
-            <w:r>
-              <w:rPr>
-                <w:color w:val="1E293B"/>
-                <w:sz w:val="18"/>
-                <w:szCs w:val="18"/>
-              </w:rPr>
-              <w:t>of</w:t>
-            </w:r>
-            <w:proofErr w:type="spellEnd"/>
-            <w:r>
-              <w:rPr>
-                <w:color w:val="1E293B"/>
-                <w:sz w:val="18"/>
-                <w:szCs w:val="18"/>
-              </w:rPr>
-              <w:t>-</w:t>
-            </w:r>
-            <w:proofErr w:type="spellStart"/>
-            <w:r>
-              <w:rPr>
-                <w:color w:val="1E293B"/>
-                <w:sz w:val="18"/>
-                <w:szCs w:val="18"/>
-              </w:rPr>
-              <w:t>thought</w:t>
-            </w:r>
-            <w:proofErr w:type="spellEnd"/>
-            <w:r>
-              <w:rPr>
-                <w:color w:val="1E293B"/>
-                <w:sz w:val="18"/>
-                <w:szCs w:val="18"/>
-              </w:rPr>
-              <w:t xml:space="preserve"> </w:t>
-            </w:r>
-            <w:proofErr w:type="spellStart"/>
-            <w:r>
-              <w:rPr>
-                <w:color w:val="1E293B"/>
-                <w:sz w:val="18"/>
-                <w:szCs w:val="18"/>
-              </w:rPr>
-              <w:t>reasoning</w:t>
-            </w:r>
-            <w:proofErr w:type="spellEnd"/>
-            <w:r>
-              <w:rPr>
-                <w:color w:val="1E293B"/>
-                <w:sz w:val="18"/>
-                <w:szCs w:val="18"/>
-              </w:rPr>
-              <w:t xml:space="preserve">, </w:t>
-            </w:r>
-            <w:proofErr w:type="spellStart"/>
-            <w:r>
-              <w:rPr>
-                <w:color w:val="1E293B"/>
-                <w:sz w:val="18"/>
-                <w:szCs w:val="18"/>
-              </w:rPr>
-              <w:t>controllable</w:t>
-            </w:r>
-            <w:proofErr w:type="spellEnd"/>
-            <w:r>
-              <w:rPr>
-                <w:color w:val="1E293B"/>
-                <w:sz w:val="18"/>
-                <w:szCs w:val="18"/>
-              </w:rPr>
-              <w:t xml:space="preserve"> </w:t>
-            </w:r>
-            <w:proofErr w:type="spellStart"/>
-            <w:r>
-              <w:rPr>
-                <w:color w:val="1E293B"/>
-                <w:sz w:val="18"/>
-                <w:szCs w:val="18"/>
-              </w:rPr>
-              <w:t>token</w:t>
-            </w:r>
-            <w:proofErr w:type="spellEnd"/>
-            <w:r>
-              <w:rPr>
-                <w:color w:val="1E293B"/>
-                <w:sz w:val="18"/>
-                <w:szCs w:val="18"/>
-              </w:rPr>
-              <w:t xml:space="preserve"> </w:t>
-            </w:r>
-            <w:proofErr w:type="spellStart"/>
-            <w:r>
-              <w:rPr>
-                <w:color w:val="1E293B"/>
-                <w:sz w:val="18"/>
-                <w:szCs w:val="18"/>
-              </w:rPr>
-              <w:t>budget</w:t>
-            </w:r>
-            <w:proofErr w:type="spellEnd"/>
+              <w:t>Chain-of-thought reasoning, controllable token budget</w:t>
+            </w:r>
           </w:p>
         </w:tc>
         <w:tc>
@@ -4658,72 +3817,8 @@
                 <w:sz w:val="18"/>
                 <w:szCs w:val="18"/>
               </w:rPr>
-              <w:t xml:space="preserve">Images, </w:t>
-            </w:r>
-            <w:proofErr w:type="spellStart"/>
-            <w:r>
-              <w:rPr>
-                <w:color w:val="1E293B"/>
-                <w:sz w:val="18"/>
-                <w:szCs w:val="18"/>
-              </w:rPr>
-              <w:t>screenshots</w:t>
-            </w:r>
-            <w:proofErr w:type="spellEnd"/>
-            <w:r>
-              <w:rPr>
-                <w:color w:val="1E293B"/>
-                <w:sz w:val="18"/>
-                <w:szCs w:val="18"/>
-              </w:rPr>
-              <w:t xml:space="preserve">, </w:t>
-            </w:r>
-            <w:proofErr w:type="spellStart"/>
-            <w:r>
-              <w:rPr>
-                <w:color w:val="1E293B"/>
-                <w:sz w:val="18"/>
-                <w:szCs w:val="18"/>
-              </w:rPr>
-              <w:t>diagrams</w:t>
-            </w:r>
-            <w:proofErr w:type="spellEnd"/>
-            <w:r>
-              <w:rPr>
-                <w:color w:val="1E293B"/>
-                <w:sz w:val="18"/>
-                <w:szCs w:val="18"/>
-              </w:rPr>
-              <w:t xml:space="preserve"> </w:t>
-            </w:r>
-            <w:proofErr w:type="spellStart"/>
-            <w:r>
-              <w:rPr>
-                <w:color w:val="1E293B"/>
-                <w:sz w:val="18"/>
-                <w:szCs w:val="18"/>
-              </w:rPr>
-              <w:t>as</w:t>
-            </w:r>
-            <w:proofErr w:type="spellEnd"/>
-            <w:r>
-              <w:rPr>
-                <w:color w:val="1E293B"/>
-                <w:sz w:val="18"/>
-                <w:szCs w:val="18"/>
-              </w:rPr>
-              <w:t xml:space="preserve"> </w:t>
-            </w:r>
-            <w:proofErr w:type="spellStart"/>
-            <w:r>
-              <w:rPr>
-                <w:color w:val="1E293B"/>
-                <w:sz w:val="18"/>
-                <w:szCs w:val="18"/>
-              </w:rPr>
-              <w:t>input</w:t>
-            </w:r>
-            <w:proofErr w:type="spellEnd"/>
+              <w:t>Images, screenshots, diagrams as input</w:t>
+            </w:r>
           </w:p>
         </w:tc>
         <w:tc>
@@ -4760,27 +3855,7 @@
                 <w:szCs w:val="18"/>
                 <w:lang w:val="en-US"/>
               </w:rPr>
-              <w:t xml:space="preserve">UI review, </w:t>
-            </w:r>
-            <w:proofErr w:type="spellStart"/>
-            <w:r>
-              <w:rPr>
-                <w:color w:val="1E293B"/>
-                <w:sz w:val="18"/>
-                <w:szCs w:val="18"/>
-                <w:lang w:val="en-US"/>
-              </w:rPr>
-              <w:t>whiteboard→code</w:t>
-            </w:r>
-            <w:proofErr w:type="spellEnd"/>
-            <w:r>
-              <w:rPr>
-                <w:color w:val="1E293B"/>
-                <w:sz w:val="18"/>
-                <w:szCs w:val="18"/>
-                <w:lang w:val="en-US"/>
-              </w:rPr>
-              <w:t>, error screenshots</w:t>
+              <w:t>UI review, whiteboard→code, error screenshots</w:t>
             </w:r>
           </w:p>
         </w:tc>
@@ -4819,7 +3894,6 @@
                 <w:szCs w:val="18"/>
               </w:rPr>
             </w:pPr>
-            <w:proofErr w:type="gramStart"/>
             <w:r>
               <w:rPr>
                 <w:b/>
@@ -4830,7 +3904,6 @@
               </w:rPr>
               <w:t>PDF Support</w:t>
             </w:r>
-            <w:proofErr w:type="gramEnd"/>
           </w:p>
         </w:tc>
         <w:tc>
@@ -4901,39 +3974,8 @@
                 <w:szCs w:val="18"/>
                 <w:lang w:val="en-US"/>
               </w:rPr>
-              <w:t xml:space="preserve">Analyze </w:t>
-            </w:r>
-            <w:proofErr w:type="spellStart"/>
-            <w:r>
-              <w:rPr>
-                <w:color w:val="1E293B"/>
-                <w:sz w:val="18"/>
-                <w:szCs w:val="18"/>
-                <w:lang w:val="en-US"/>
-              </w:rPr>
-              <w:t>specs</w:t>
-            </w:r>
-            <w:proofErr w:type="spellEnd"/>
-            <w:r>
-              <w:rPr>
-                <w:color w:val="1E293B"/>
-                <w:sz w:val="18"/>
-                <w:szCs w:val="18"/>
-                <w:lang w:val="en-US"/>
-              </w:rPr>
-              <w:t xml:space="preserve">, review </w:t>
-            </w:r>
-            <w:proofErr w:type="spellStart"/>
-            <w:r>
-              <w:rPr>
-                <w:color w:val="1E293B"/>
-                <w:sz w:val="18"/>
-                <w:szCs w:val="18"/>
-                <w:lang w:val="en-US"/>
-              </w:rPr>
-              <w:t>documentation</w:t>
-            </w:r>
-            <w:proofErr w:type="spellEnd"/>
+              <w:t>Analyze specs, review documentation</w:t>
+            </w:r>
           </w:p>
         </w:tc>
       </w:tr>
@@ -5016,43 +4058,7 @@
                 <w:sz w:val="18"/>
                 <w:szCs w:val="18"/>
               </w:rPr>
-              <w:t xml:space="preserve">Controls </w:t>
-            </w:r>
-            <w:proofErr w:type="spellStart"/>
-            <w:r>
-              <w:rPr>
-                <w:color w:val="1E293B"/>
-                <w:sz w:val="18"/>
-                <w:szCs w:val="18"/>
-              </w:rPr>
-              <w:t>mouse</w:t>
-            </w:r>
-            <w:proofErr w:type="spellEnd"/>
-            <w:r>
-              <w:rPr>
-                <w:color w:val="1E293B"/>
-                <w:sz w:val="18"/>
-                <w:szCs w:val="18"/>
-              </w:rPr>
-              <w:t xml:space="preserve">, </w:t>
-            </w:r>
-            <w:proofErr w:type="spellStart"/>
-            <w:r>
-              <w:rPr>
-                <w:color w:val="1E293B"/>
-                <w:sz w:val="18"/>
-                <w:szCs w:val="18"/>
-              </w:rPr>
-              <w:t>keyboard</w:t>
-            </w:r>
-            <w:proofErr w:type="spellEnd"/>
-            <w:r>
-              <w:rPr>
-                <w:color w:val="1E293B"/>
-                <w:sz w:val="18"/>
-                <w:szCs w:val="18"/>
-              </w:rPr>
-              <w:t>, screen</w:t>
+              <w:t>Controls mouse, keyboard, screen</w:t>
             </w:r>
           </w:p>
         </w:tc>
@@ -5090,39 +4096,8 @@
                 <w:szCs w:val="18"/>
                 <w:lang w:val="en-US"/>
               </w:rPr>
-              <w:t xml:space="preserve">Browser </w:t>
-            </w:r>
-            <w:proofErr w:type="spellStart"/>
-            <w:r>
-              <w:rPr>
-                <w:color w:val="1E293B"/>
-                <w:sz w:val="18"/>
-                <w:szCs w:val="18"/>
-                <w:lang w:val="en-US"/>
-              </w:rPr>
-              <w:t>testing</w:t>
-            </w:r>
-            <w:proofErr w:type="spellEnd"/>
-            <w:r>
-              <w:rPr>
-                <w:color w:val="1E293B"/>
-                <w:sz w:val="18"/>
-                <w:szCs w:val="18"/>
-                <w:lang w:val="en-US"/>
-              </w:rPr>
-              <w:t xml:space="preserve">, UI </w:t>
-            </w:r>
-            <w:proofErr w:type="spellStart"/>
-            <w:r>
-              <w:rPr>
-                <w:color w:val="1E293B"/>
-                <w:sz w:val="18"/>
-                <w:szCs w:val="18"/>
-                <w:lang w:val="en-US"/>
-              </w:rPr>
-              <w:t>automation</w:t>
-            </w:r>
-            <w:proofErr w:type="spellEnd"/>
+              <w:t>Browser testing, UI automation</w:t>
+            </w:r>
           </w:p>
         </w:tc>
       </w:tr>
@@ -5355,7 +4330,6 @@
                 <w:lang w:val="en-US"/>
               </w:rPr>
             </w:pPr>
-            <w:proofErr w:type="spellStart"/>
             <w:r>
               <w:rPr>
                 <w:color w:val="1E293B"/>
@@ -5363,199 +4337,7 @@
                 <w:szCs w:val="18"/>
                 <w:lang w:val="en-US"/>
               </w:rPr>
-              <w:t>Bulk</w:t>
-            </w:r>
-            <w:proofErr w:type="spellEnd"/>
-            <w:r>
-              <w:rPr>
-                <w:color w:val="1E293B"/>
-                <w:sz w:val="18"/>
-                <w:szCs w:val="18"/>
-                <w:lang w:val="en-US"/>
-              </w:rPr>
-              <w:t xml:space="preserve"> </w:t>
-            </w:r>
-            <w:proofErr w:type="spellStart"/>
-            <w:r>
-              <w:rPr>
-                <w:color w:val="1E293B"/>
-                <w:sz w:val="18"/>
-                <w:szCs w:val="18"/>
-                <w:lang w:val="en-US"/>
-              </w:rPr>
-              <w:t>analysis</w:t>
-            </w:r>
-            <w:proofErr w:type="spellEnd"/>
-            <w:r>
-              <w:rPr>
-                <w:color w:val="1E293B"/>
-                <w:sz w:val="18"/>
-                <w:szCs w:val="18"/>
-                <w:lang w:val="en-US"/>
-              </w:rPr>
-              <w:t xml:space="preserve">, </w:t>
-            </w:r>
-            <w:proofErr w:type="spellStart"/>
-            <w:r>
-              <w:rPr>
-                <w:color w:val="1E293B"/>
-                <w:sz w:val="18"/>
-                <w:szCs w:val="18"/>
-                <w:lang w:val="en-US"/>
-              </w:rPr>
-              <w:t>migration</w:t>
-            </w:r>
-            <w:proofErr w:type="spellEnd"/>
-            <w:r>
-              <w:rPr>
-                <w:color w:val="1E293B"/>
-                <w:sz w:val="18"/>
-                <w:szCs w:val="18"/>
-                <w:lang w:val="en-US"/>
-              </w:rPr>
-              <w:t xml:space="preserve">, </w:t>
-            </w:r>
-            <w:proofErr w:type="spellStart"/>
-            <w:r>
-              <w:rPr>
-                <w:color w:val="1E293B"/>
-                <w:sz w:val="18"/>
-                <w:szCs w:val="18"/>
-                <w:lang w:val="en-US"/>
-              </w:rPr>
-              <w:t>reporting</w:t>
-            </w:r>
-            <w:proofErr w:type="spellEnd"/>
-          </w:p>
-        </w:tc>
-      </w:tr>
-      <w:tr>
-        <w:tblPrEx>
-          <w:tblCellMar>
-            <w:top w:w="0" w:type="dxa"/>
-            <w:bottom w:w="0" w:type="dxa"/>
-          </w:tblCellMar>
-        </w:tblPrEx>
-        <w:tc>
-          <w:tcPr>
-            <w:tcW w:w="2000" w:type="dxa"/>
-            <w:tcBorders>
-              <w:top w:val="single" w:sz="1" w:space="0" w:color="E2E8F0"/>
-              <w:left w:val="single" w:sz="1" w:space="0" w:color="E2E8F0"/>
-              <w:bottom w:val="single" w:sz="1" w:space="0" w:color="E2E8F0"/>
-              <w:right w:val="single" w:sz="1" w:space="0" w:color="E2E8F0"/>
-            </w:tcBorders>
-            <w:tcMar>
-              <w:top w:w="60" w:type="dxa"/>
-              <w:left w:w="100" w:type="dxa"/>
-              <w:bottom w:w="60" w:type="dxa"/>
-              <w:right w:w="100" w:type="dxa"/>
-            </w:tcMar>
-            <w:vAlign w:val="center"/>
-          </w:tcPr>
-          <w:p>
-            <w:pPr>
-              <w:rPr>
-                <w:b/>
-                <w:bCs/>
-                <w:color w:val="1E293B"/>
-                <w:sz w:val="18"/>
-                <w:szCs w:val="18"/>
-              </w:rPr>
-            </w:pPr>
-            <w:r>
-              <w:rPr>
-                <w:b/>
-                <w:bCs/>
-                <w:color w:val="1E293B"/>
-                <w:sz w:val="18"/>
-                <w:szCs w:val="18"/>
-              </w:rPr>
-              <w:t xml:space="preserve">Extended </w:t>
-            </w:r>
-            <w:proofErr w:type="spellStart"/>
-            <w:r>
-              <w:rPr>
-                <w:b/>
-                <w:bCs/>
-                <w:color w:val="1E293B"/>
-                <w:sz w:val="18"/>
-                <w:szCs w:val="18"/>
-              </w:rPr>
-              <w:t>Thinking</w:t>
-            </w:r>
-            <w:proofErr w:type="spellEnd"/>
-          </w:p>
-        </w:tc>
-        <w:tc>
-          <w:tcPr>
-            <w:tcW w:w="4662" w:type="dxa"/>
-            <w:tcBorders>
-              <w:top w:val="single" w:sz="1" w:space="0" w:color="E2E8F0"/>
-              <w:left w:val="single" w:sz="1" w:space="0" w:color="E2E8F0"/>
-              <w:bottom w:val="single" w:sz="1" w:space="0" w:color="E2E8F0"/>
-              <w:right w:val="single" w:sz="1" w:space="0" w:color="E2E8F0"/>
-            </w:tcBorders>
-            <w:tcMar>
-              <w:top w:w="60" w:type="dxa"/>
-              <w:left w:w="100" w:type="dxa"/>
-              <w:bottom w:w="60" w:type="dxa"/>
-              <w:right w:w="100" w:type="dxa"/>
-            </w:tcMar>
-            <w:vAlign w:val="center"/>
-          </w:tcPr>
-          <w:p>
-            <w:pPr>
-              <w:rPr>
-                <w:color w:val="1E293B"/>
-                <w:sz w:val="18"/>
-                <w:szCs w:val="18"/>
-              </w:rPr>
-            </w:pPr>
-            <w:r>
-              <w:rPr>
-                <w:color w:val="1E293B"/>
-                <w:sz w:val="18"/>
-                <w:szCs w:val="18"/>
-              </w:rPr>
-              <w:t>Chain-of-thought reasoning, controllable token budget</w:t>
-            </w:r>
-          </w:p>
-        </w:tc>
-        <w:tc>
-          <w:tcPr>
-            <w:tcW w:w="3804" w:type="dxa"/>
-            <w:tcBorders>
-              <w:top w:val="single" w:sz="1" w:space="0" w:color="E2E8F0"/>
-              <w:left w:val="single" w:sz="1" w:space="0" w:color="E2E8F0"/>
-              <w:bottom w:val="single" w:sz="1" w:space="0" w:color="E2E8F0"/>
-              <w:right w:val="single" w:sz="1" w:space="0" w:color="E2E8F0"/>
-            </w:tcBorders>
-            <w:tcMar>
-              <w:top w:w="60" w:type="dxa"/>
-              <w:left w:w="100" w:type="dxa"/>
-              <w:bottom w:w="60" w:type="dxa"/>
-              <w:right w:w="100" w:type="dxa"/>
-            </w:tcMar>
-            <w:vAlign w:val="center"/>
-          </w:tcPr>
-          <w:p>
-            <w:pPr>
-              <w:rPr>
-                <w:color w:val="1E293B"/>
-                <w:sz w:val="18"/>
-                <w:szCs w:val="18"/>
-                <w:lang w:val="en-US"/>
-              </w:rPr>
-            </w:pPr>
-            <w:r>
-              <w:rPr>
-                <w:color w:val="1E293B"/>
-                <w:sz w:val="18"/>
-                <w:szCs w:val="18"/>
-                <w:lang w:val="en-US"/>
-              </w:rPr>
-              <w:t>Complex code analysis, architecture decisions</w:t>
+              <w:t>Bulk analysis, migration, reporting</w:t>
             </w:r>
           </w:p>
         </w:tc>
